--- a/PLAN DE MEJORA CONTINUA.docx
+++ b/PLAN DE MEJORA CONTINUA.docx
@@ -141,7 +141,25 @@
           <w:bCs/>
           <w:lang w:val="es-AR"/>
         </w:rPr>
-        <w:t>Acciones identificadas (tras retrospectiva del sprint 5):</w:t>
+        <w:t>Acciones identificadas (tras retrospectiva del sprint 5</w:t>
+      </w:r>
+      <w:r>
+        <w:rPr>
+          <w:rFonts w:ascii="Calibri" w:hAnsi="Calibri" w:cs="Calibri"/>
+          <w:b/>
+          <w:bCs/>
+          <w:lang w:val="es-AR"/>
+        </w:rPr>
+        <w:t xml:space="preserve"> (Ejemplo</w:t>
+      </w:r>
+      <w:r>
+        <w:rPr>
+          <w:rFonts w:ascii="Calibri" w:hAnsi="Calibri" w:cs="Calibri"/>
+          <w:b/>
+          <w:bCs/>
+          <w:lang w:val="es-AR"/>
+        </w:rPr>
+        <w:t>):</w:t>
       </w:r>
     </w:p>
     <w:p>
@@ -1256,6 +1274,7 @@
   <w:style w:type="character" w:default="1" w:styleId="Fuentedeprrafopredeter">
     <w:name w:val="Default Paragraph Font"/>
     <w:uiPriority w:val="1"/>
+    <w:semiHidden/>
     <w:unhideWhenUsed/>
   </w:style>
   <w:style w:type="table" w:default="1" w:styleId="Tablanormal">
